--- a/pr-preview/pr-341/categorical-tests-handout-tracked-changes.docx
+++ b/pr-preview/pr-341/categorical-tests-handout-tracked-changes.docx
@@ -16,7 +16,7 @@
       </w:pPr>
       <w:del w:id="1" w:author="PR Preview" w:date="2026-01-01T00:00:00Z">
         <w:r>
-          <w:delText xml:space="preserve">Last modified: 2026-10-18 13:22:01 (PDT)</w:delText>
+          <w:delText xml:space="preserve">Last modified: 2026-10-18 14:21:43 (PDT)</w:delText>
         </w:r>
       </w:del>
     </w:p>
@@ -26,7 +26,7 @@
       </w:pPr>
       <w:ins w:id="2" w:author="PR Preview" w:date="2026-01-01T00:00:00Z">
         <w:r>
-          <w:t xml:space="preserve">Last modified: 2026-10-18 13:29:01 (PDT)</w:t>
+          <w:t xml:space="preserve">Last modified: 2026-10-18 14:27:47 (PDT)</w:t>
         </w:r>
       </w:ins>
     </w:p>

--- a/pr-preview/pr-341/categorical-tests-handout-tracked-changes.docx
+++ b/pr-preview/pr-341/categorical-tests-handout-tracked-changes.docx
@@ -26,7 +26,7 @@
       </w:pPr>
       <w:ins w:id="2" w:author="PR Preview" w:date="2026-01-01T00:00:00Z">
         <w:r>
-          <w:t xml:space="preserve">Last modified: 2026-10-18 14:27:47 (PDT)</w:t>
+          <w:t xml:space="preserve">Last modified: 2026-10-18 17:07:37 (PDT)</w:t>
         </w:r>
       </w:ins>
     </w:p>

--- a/pr-preview/pr-341/categorical-tests-handout-tracked-changes.docx
+++ b/pr-preview/pr-341/categorical-tests-handout-tracked-changes.docx
@@ -16,7 +16,7 @@
       </w:pPr>
       <w:del w:id="1" w:author="PR Preview" w:date="2026-01-01T00:00:00Z">
         <w:r>
-          <w:delText xml:space="preserve">Last modified: 2026-10-18 14:21:43 (PDT)</w:delText>
+          <w:delText xml:space="preserve">Last modified: 2026-10-18 17:33:29 (PDT)</w:delText>
         </w:r>
       </w:del>
     </w:p>
@@ -26,7 +26,7 @@
       </w:pPr>
       <w:ins w:id="2" w:author="PR Preview" w:date="2026-01-01T00:00:00Z">
         <w:r>
-          <w:t xml:space="preserve">Last modified: 2026-10-18 17:07:37 (PDT)</w:t>
+          <w:t xml:space="preserve">Last modified: 2026-10-18 22:00:53 (PDT)</w:t>
         </w:r>
       </w:ins>
     </w:p>

--- a/pr-preview/pr-341/categorical-tests-handout-tracked-changes.docx
+++ b/pr-preview/pr-341/categorical-tests-handout-tracked-changes.docx
@@ -26,7 +26,7 @@
       </w:pPr>
       <w:ins w:id="2" w:author="PR Preview" w:date="2026-01-01T00:00:00Z">
         <w:r>
-          <w:t xml:space="preserve">Last modified: 2026-10-18 22:00:53 (PDT)</w:t>
+          <w:t xml:space="preserve">Last modified: 2026-10-18 23:39:02 (PDT)</w:t>
         </w:r>
       </w:ins>
     </w:p>

--- a/pr-preview/pr-341/categorical-tests-handout-tracked-changes.docx
+++ b/pr-preview/pr-341/categorical-tests-handout-tracked-changes.docx
@@ -16,7 +16,7 @@
       </w:pPr>
       <w:del w:id="1" w:author="PR Preview" w:date="2026-01-01T00:00:00Z">
         <w:r>
-          <w:delText xml:space="preserve">Last modified: 2026-10-18 17:33:29 (PDT)</w:delText>
+          <w:delText xml:space="preserve">Last modified: 2026-10-19 00:31:45 (PDT)</w:delText>
         </w:r>
       </w:del>
     </w:p>
@@ -26,7 +26,7 @@
       </w:pPr>
       <w:ins w:id="2" w:author="PR Preview" w:date="2026-01-01T00:00:00Z">
         <w:r>
-          <w:t xml:space="preserve">Last modified: 2026-10-18 23:39:02 (PDT)</w:t>
+          <w:t xml:space="preserve">Last modified: 2026-10-19 00:34:20 (PDT)</w:t>
         </w:r>
       </w:ins>
     </w:p>

--- a/pr-preview/pr-341/categorical-tests-handout-tracked-changes.docx
+++ b/pr-preview/pr-341/categorical-tests-handout-tracked-changes.docx
@@ -16,7 +16,7 @@
       </w:pPr>
       <w:del w:id="1" w:author="PR Preview" w:date="2026-01-01T00:00:00Z">
         <w:r>
-          <w:delText xml:space="preserve">Last modified: 2026-10-19 00:31:45 (PDT)</w:delText>
+          <w:delText xml:space="preserve">Last modified: 2026-10-19 00:48:10 (PDT)</w:delText>
         </w:r>
       </w:del>
     </w:p>
@@ -26,7 +26,7 @@
       </w:pPr>
       <w:ins w:id="2" w:author="PR Preview" w:date="2026-01-01T00:00:00Z">
         <w:r>
-          <w:t xml:space="preserve">Last modified: 2026-10-19 00:34:20 (PDT)</w:t>
+          <w:t xml:space="preserve">Last modified: 2026-10-19 00:53:49 (PDT)</w:t>
         </w:r>
       </w:ins>
     </w:p>
@@ -398,7 +398,7 @@
       </w:r>
     </w:p>
     <w:bookmarkEnd w:id="11"/>
-    <w:bookmarkStart w:id="31" w:name="sec-two-group-categorical"/>
+    <w:bookmarkStart w:id="32" w:name="sec-two-group-categorical"/>
     <w:p>
       <w:pPr>
         <w:pStyle w:val="Heading2"/>
@@ -1343,7 +1343,7 @@
       </w:r>
     </w:p>
     <w:bookmarkEnd w:id="15"/>
-    <w:bookmarkStart w:id="24" w:name="sec-chi-square"/>
+    <w:bookmarkStart w:id="25" w:name="sec-chi-square"/>
     <w:p>
       <w:pPr>
         <w:pStyle w:val="Heading3"/>
@@ -1357,56 +1357,80 @@
       <w:pPr>
         <w:pStyle w:val="FirstParagraph"/>
       </w:pPr>
-      <w:r>
-        <w:rPr>
-          <w:b/>
-          <w:bCs/>
-        </w:rPr>
-        <w:t xml:space="preserve">Definition 1 (Expected count under independence)</w:t>
-      </w:r>
-      <w:r>
-        <w:t xml:space="preserve"> </w:t>
-      </w:r>
-      <w:r>
-        <w:t xml:space="preserve">Let a contingency table have</w:t>
-      </w:r>
-      <w:r>
-        <w:t xml:space="preserve"> </w:t>
-      </w:r>
+      <w:del w:id="3" w:author="PR Preview" w:date="2026-01-01T00:00:00Z">
+        <w:r>
+          <w:rPr>
+            <w:b/>
+            <w:bCs/>
+          </w:rPr>
+          <w:delText xml:space="preserve">Definition 1 (Expected count under independence)</w:delText>
+        </w:r>
+      </w:del>
+      <w:del w:id="4" w:author="PR Preview" w:date="2026-01-01T00:00:00Z">
+        <w:r>
+          <w:delText xml:space="preserve"> </w:delText>
+        </w:r>
+      </w:del>
+      <w:del w:id="5" w:author="PR Preview" w:date="2026-01-01T00:00:00Z">
+        <w:r>
+          <w:delText xml:space="preserve">Let a contingency table have</w:delText>
+        </w:r>
+      </w:del>
+      <w:del w:id="6" w:author="PR Preview" w:date="2026-01-01T00:00:00Z">
+        <w:r>
+          <w:delText xml:space="preserve"> </w:delText>
+        </w:r>
+      </w:del>
       <m:oMath>
         <m:r>
           <m:t>r</m:t>
         </m:r>
       </m:oMath>
-      <w:r>
-        <w:t xml:space="preserve"> </w:t>
-      </w:r>
-      <w:r>
-        <w:t xml:space="preserve">rows and</w:t>
-      </w:r>
-      <w:r>
-        <w:t xml:space="preserve"> </w:t>
-      </w:r>
+      <w:del w:id="7" w:author="PR Preview" w:date="2026-01-01T00:00:00Z">
+        <w:r>
+          <w:delText xml:space="preserve"> </w:delText>
+        </w:r>
+      </w:del>
+      <w:del w:id="8" w:author="PR Preview" w:date="2026-01-01T00:00:00Z">
+        <w:r>
+          <w:delText xml:space="preserve">rows and</w:delText>
+        </w:r>
+      </w:del>
+      <w:del w:id="9" w:author="PR Preview" w:date="2026-01-01T00:00:00Z">
+        <w:r>
+          <w:delText xml:space="preserve"> </w:delText>
+        </w:r>
+      </w:del>
       <m:oMath>
         <m:r>
           <m:t>c</m:t>
         </m:r>
       </m:oMath>
-      <w:r>
-        <w:t xml:space="preserve"> </w:t>
-      </w:r>
-      <w:r>
-        <w:t xml:space="preserve">columns,</w:t>
-      </w:r>
-      <w:r>
-        <w:t xml:space="preserve"> </w:t>
-      </w:r>
-      <w:r>
-        <w:t xml:space="preserve">with observed count</w:t>
-      </w:r>
-      <w:r>
-        <w:t xml:space="preserve"> </w:t>
-      </w:r>
+      <w:del w:id="10" w:author="PR Preview" w:date="2026-01-01T00:00:00Z">
+        <w:r>
+          <w:delText xml:space="preserve"> </w:delText>
+        </w:r>
+      </w:del>
+      <w:del w:id="11" w:author="PR Preview" w:date="2026-01-01T00:00:00Z">
+        <w:r>
+          <w:delText xml:space="preserve">columns,</w:delText>
+        </w:r>
+      </w:del>
+      <w:del w:id="12" w:author="PR Preview" w:date="2026-01-01T00:00:00Z">
+        <w:r>
+          <w:delText xml:space="preserve"> </w:delText>
+        </w:r>
+      </w:del>
+      <w:del w:id="13" w:author="PR Preview" w:date="2026-01-01T00:00:00Z">
+        <w:r>
+          <w:delText xml:space="preserve">with observed count</w:delText>
+        </w:r>
+      </w:del>
+      <w:del w:id="14" w:author="PR Preview" w:date="2026-01-01T00:00:00Z">
+        <w:r>
+          <w:delText xml:space="preserve"> </w:delText>
+        </w:r>
+      </w:del>
       <m:oMath>
         <m:sSub>
           <m:e>
@@ -1424,46 +1448,66 @@
           </m:sub>
         </m:sSub>
       </m:oMath>
-      <w:r>
-        <w:t xml:space="preserve"> </w:t>
-      </w:r>
-      <w:r>
-        <w:t xml:space="preserve">in row</w:t>
-      </w:r>
-      <w:r>
-        <w:t xml:space="preserve"> </w:t>
-      </w:r>
+      <w:del w:id="15" w:author="PR Preview" w:date="2026-01-01T00:00:00Z">
+        <w:r>
+          <w:delText xml:space="preserve"> </w:delText>
+        </w:r>
+      </w:del>
+      <w:del w:id="16" w:author="PR Preview" w:date="2026-01-01T00:00:00Z">
+        <w:r>
+          <w:delText xml:space="preserve">in row</w:delText>
+        </w:r>
+      </w:del>
+      <w:del w:id="17" w:author="PR Preview" w:date="2026-01-01T00:00:00Z">
+        <w:r>
+          <w:delText xml:space="preserve"> </w:delText>
+        </w:r>
+      </w:del>
       <m:oMath>
         <m:r>
           <m:t>i</m:t>
         </m:r>
       </m:oMath>
-      <w:r>
-        <w:t xml:space="preserve"> </w:t>
-      </w:r>
-      <w:r>
-        <w:t xml:space="preserve">and column</w:t>
-      </w:r>
-      <w:r>
-        <w:t xml:space="preserve"> </w:t>
-      </w:r>
+      <w:del w:id="18" w:author="PR Preview" w:date="2026-01-01T00:00:00Z">
+        <w:r>
+          <w:delText xml:space="preserve"> </w:delText>
+        </w:r>
+      </w:del>
+      <w:del w:id="19" w:author="PR Preview" w:date="2026-01-01T00:00:00Z">
+        <w:r>
+          <w:delText xml:space="preserve">and column</w:delText>
+        </w:r>
+      </w:del>
+      <w:del w:id="20" w:author="PR Preview" w:date="2026-01-01T00:00:00Z">
+        <w:r>
+          <w:delText xml:space="preserve"> </w:delText>
+        </w:r>
+      </w:del>
       <m:oMath>
         <m:r>
           <m:t>j</m:t>
         </m:r>
       </m:oMath>
-      <w:r>
-        <w:t xml:space="preserve">,</w:t>
-      </w:r>
-      <w:r>
-        <w:t xml:space="preserve"> </w:t>
-      </w:r>
-      <w:r>
-        <w:t xml:space="preserve">row totals</w:t>
-      </w:r>
-      <w:r>
-        <w:t xml:space="preserve"> </w:t>
-      </w:r>
+      <w:del w:id="21" w:author="PR Preview" w:date="2026-01-01T00:00:00Z">
+        <w:r>
+          <w:delText xml:space="preserve">,</w:delText>
+        </w:r>
+      </w:del>
+      <w:del w:id="22" w:author="PR Preview" w:date="2026-01-01T00:00:00Z">
+        <w:r>
+          <w:delText xml:space="preserve"> </w:delText>
+        </w:r>
+      </w:del>
+      <w:del w:id="23" w:author="PR Preview" w:date="2026-01-01T00:00:00Z">
+        <w:r>
+          <w:delText xml:space="preserve">row totals</w:delText>
+        </w:r>
+      </w:del>
+      <w:del w:id="24" w:author="PR Preview" w:date="2026-01-01T00:00:00Z">
+        <w:r>
+          <w:delText xml:space="preserve"> </w:delText>
+        </w:r>
+      </w:del>
       <m:oMath>
         <m:sSub>
           <m:e>
@@ -1478,12 +1522,16 @@
           </m:sub>
         </m:sSub>
       </m:oMath>
-      <w:r>
-        <w:t xml:space="preserve">, column totals</w:t>
-      </w:r>
-      <w:r>
-        <w:t xml:space="preserve"> </w:t>
-      </w:r>
+      <w:del w:id="25" w:author="PR Preview" w:date="2026-01-01T00:00:00Z">
+        <w:r>
+          <w:delText xml:space="preserve">, column totals</w:delText>
+        </w:r>
+      </w:del>
+      <w:del w:id="26" w:author="PR Preview" w:date="2026-01-01T00:00:00Z">
+        <w:r>
+          <w:delText xml:space="preserve"> </w:delText>
+        </w:r>
+      </w:del>
       <m:oMath>
         <m:sSub>
           <m:e>
@@ -1498,51 +1546,75 @@
           </m:sub>
         </m:sSub>
       </m:oMath>
-      <w:r>
-        <w:t xml:space="preserve">, and grand total</w:t>
-      </w:r>
-      <w:r>
-        <w:t xml:space="preserve"> </w:t>
-      </w:r>
+      <w:del w:id="27" w:author="PR Preview" w:date="2026-01-01T00:00:00Z">
+        <w:r>
+          <w:delText xml:space="preserve">, and grand total</w:delText>
+        </w:r>
+      </w:del>
+      <w:del w:id="28" w:author="PR Preview" w:date="2026-01-01T00:00:00Z">
+        <w:r>
+          <w:delText xml:space="preserve"> </w:delText>
+        </w:r>
+      </w:del>
       <m:oMath>
         <m:r>
           <m:t>n</m:t>
         </m:r>
       </m:oMath>
-      <w:r>
-        <w:t xml:space="preserve"> </w:t>
-      </w:r>
-      <w:r>
-        <w:t xml:space="preserve">[3]</w:t>
-      </w:r>
-      <w:r>
-        <w:t xml:space="preserve">.</w:t>
-      </w:r>
-      <w:r>
-        <w:t xml:space="preserve"> </w:t>
-      </w:r>
-      <w:r>
-        <w:t xml:space="preserve">The</w:t>
-      </w:r>
-      <w:r>
-        <w:t xml:space="preserve"> </w:t>
-      </w:r>
-      <w:r>
-        <w:rPr>
-          <w:b/>
-          <w:bCs/>
-        </w:rPr>
-        <w:t xml:space="preserve">expected count</w:t>
-      </w:r>
-      <w:r>
-        <w:t xml:space="preserve"> </w:t>
-      </w:r>
-      <w:r>
-        <w:t xml:space="preserve">in cell</w:t>
-      </w:r>
-      <w:r>
-        <w:t xml:space="preserve"> </w:t>
-      </w:r>
+      <w:del w:id="29" w:author="PR Preview" w:date="2026-01-01T00:00:00Z">
+        <w:r>
+          <w:delText xml:space="preserve"> </w:delText>
+        </w:r>
+      </w:del>
+      <w:del w:id="30" w:author="PR Preview" w:date="2026-01-01T00:00:00Z">
+        <w:r>
+          <w:delText xml:space="preserve">[3]</w:delText>
+        </w:r>
+      </w:del>
+      <w:del w:id="31" w:author="PR Preview" w:date="2026-01-01T00:00:00Z">
+        <w:r>
+          <w:delText xml:space="preserve">.</w:delText>
+        </w:r>
+      </w:del>
+      <w:del w:id="32" w:author="PR Preview" w:date="2026-01-01T00:00:00Z">
+        <w:r>
+          <w:delText xml:space="preserve"> </w:delText>
+        </w:r>
+      </w:del>
+      <w:del w:id="33" w:author="PR Preview" w:date="2026-01-01T00:00:00Z">
+        <w:r>
+          <w:delText xml:space="preserve">The</w:delText>
+        </w:r>
+      </w:del>
+      <w:del w:id="34" w:author="PR Preview" w:date="2026-01-01T00:00:00Z">
+        <w:r>
+          <w:delText xml:space="preserve"> </w:delText>
+        </w:r>
+      </w:del>
+      <w:del w:id="35" w:author="PR Preview" w:date="2026-01-01T00:00:00Z">
+        <w:r>
+          <w:rPr>
+            <w:b/>
+            <w:bCs/>
+          </w:rPr>
+          <w:delText xml:space="preserve">expected count</w:delText>
+        </w:r>
+      </w:del>
+      <w:del w:id="36" w:author="PR Preview" w:date="2026-01-01T00:00:00Z">
+        <w:r>
+          <w:delText xml:space="preserve"> </w:delText>
+        </w:r>
+      </w:del>
+      <w:del w:id="37" w:author="PR Preview" w:date="2026-01-01T00:00:00Z">
+        <w:r>
+          <w:delText xml:space="preserve">in cell</w:delText>
+        </w:r>
+      </w:del>
+      <w:del w:id="38" w:author="PR Preview" w:date="2026-01-01T00:00:00Z">
+        <w:r>
+          <w:delText xml:space="preserve"> </w:delText>
+        </w:r>
+      </w:del>
       <m:oMath>
         <m:r>
           <m:rPr>
@@ -1569,12 +1641,310 @@
           <m:t>)</m:t>
         </m:r>
       </m:oMath>
-      <w:r>
-        <w:t xml:space="preserve"> </w:t>
-      </w:r>
-      <w:r>
-        <w:t xml:space="preserve">under independence is</w:t>
-      </w:r>
+      <w:del w:id="39" w:author="PR Preview" w:date="2026-01-01T00:00:00Z">
+        <w:r>
+          <w:delText xml:space="preserve"> </w:delText>
+        </w:r>
+      </w:del>
+      <w:del w:id="40" w:author="PR Preview" w:date="2026-01-01T00:00:00Z">
+        <w:r>
+          <w:delText xml:space="preserve">under independence is</w:delText>
+        </w:r>
+      </w:del>
+    </w:p>
+    <w:p>
+      <w:pPr>
+        <w:pStyle w:val="FirstParagraph"/>
+      </w:pPr>
+      <w:ins w:id="41" w:author="PR Preview" w:date="2026-01-01T00:00:00Z">
+        <w:r>
+          <w:rPr>
+            <w:b/>
+            <w:bCs/>
+          </w:rPr>
+          <w:t xml:space="preserve">Definition 1 (Expected count under independence)</w:t>
+        </w:r>
+      </w:ins>
+      <w:ins w:id="42" w:author="PR Preview" w:date="2026-01-01T00:00:00Z">
+        <w:r>
+          <w:t xml:space="preserve"> </w:t>
+        </w:r>
+      </w:ins>
+      <w:ins w:id="43" w:author="PR Preview" w:date="2026-01-01T00:00:00Z">
+        <w:r>
+          <w:t xml:space="preserve">Let a contingency table have</w:t>
+        </w:r>
+      </w:ins>
+      <w:ins w:id="44" w:author="PR Preview" w:date="2026-01-01T00:00:00Z">
+        <w:r>
+          <w:t xml:space="preserve"> </w:t>
+        </w:r>
+      </w:ins>
+      <m:oMath>
+        <m:r>
+          <m:t>r</m:t>
+        </m:r>
+      </m:oMath>
+      <w:ins w:id="45" w:author="PR Preview" w:date="2026-01-01T00:00:00Z">
+        <w:r>
+          <w:t xml:space="preserve"> </w:t>
+        </w:r>
+      </w:ins>
+      <w:ins w:id="46" w:author="PR Preview" w:date="2026-01-01T00:00:00Z">
+        <w:r>
+          <w:t xml:space="preserve">rows and</w:t>
+        </w:r>
+      </w:ins>
+      <w:ins w:id="47" w:author="PR Preview" w:date="2026-01-01T00:00:00Z">
+        <w:r>
+          <w:t xml:space="preserve"> </w:t>
+        </w:r>
+      </w:ins>
+      <m:oMath>
+        <m:r>
+          <m:t>c</m:t>
+        </m:r>
+      </m:oMath>
+      <w:ins w:id="48" w:author="PR Preview" w:date="2026-01-01T00:00:00Z">
+        <w:r>
+          <w:t xml:space="preserve"> </w:t>
+        </w:r>
+      </w:ins>
+      <w:ins w:id="49" w:author="PR Preview" w:date="2026-01-01T00:00:00Z">
+        <w:r>
+          <w:t xml:space="preserve">columns,</w:t>
+        </w:r>
+      </w:ins>
+      <w:ins w:id="50" w:author="PR Preview" w:date="2026-01-01T00:00:00Z">
+        <w:r>
+          <w:t xml:space="preserve"> </w:t>
+        </w:r>
+      </w:ins>
+      <w:ins w:id="51" w:author="PR Preview" w:date="2026-01-01T00:00:00Z">
+        <w:r>
+          <w:t xml:space="preserve">with observed count</w:t>
+        </w:r>
+      </w:ins>
+      <w:ins w:id="52" w:author="PR Preview" w:date="2026-01-01T00:00:00Z">
+        <w:r>
+          <w:t xml:space="preserve"> </w:t>
+        </w:r>
+      </w:ins>
+      <m:oMath>
+        <m:sSub>
+          <m:e>
+            <m:r>
+              <m:t>O</m:t>
+            </m:r>
+          </m:e>
+          <m:sub>
+            <m:r>
+              <m:t>i</m:t>
+            </m:r>
+            <m:r>
+              <m:t>j</m:t>
+            </m:r>
+          </m:sub>
+        </m:sSub>
+      </m:oMath>
+      <w:ins w:id="53" w:author="PR Preview" w:date="2026-01-01T00:00:00Z">
+        <w:r>
+          <w:t xml:space="preserve"> </w:t>
+        </w:r>
+      </w:ins>
+      <w:ins w:id="54" w:author="PR Preview" w:date="2026-01-01T00:00:00Z">
+        <w:r>
+          <w:t xml:space="preserve">in row</w:t>
+        </w:r>
+      </w:ins>
+      <w:ins w:id="55" w:author="PR Preview" w:date="2026-01-01T00:00:00Z">
+        <w:r>
+          <w:t xml:space="preserve"> </w:t>
+        </w:r>
+      </w:ins>
+      <m:oMath>
+        <m:r>
+          <m:t>i</m:t>
+        </m:r>
+      </m:oMath>
+      <w:ins w:id="56" w:author="PR Preview" w:date="2026-01-01T00:00:00Z">
+        <w:r>
+          <w:t xml:space="preserve"> </w:t>
+        </w:r>
+      </w:ins>
+      <w:ins w:id="57" w:author="PR Preview" w:date="2026-01-01T00:00:00Z">
+        <w:r>
+          <w:t xml:space="preserve">and column</w:t>
+        </w:r>
+      </w:ins>
+      <w:ins w:id="58" w:author="PR Preview" w:date="2026-01-01T00:00:00Z">
+        <w:r>
+          <w:t xml:space="preserve"> </w:t>
+        </w:r>
+      </w:ins>
+      <m:oMath>
+        <m:r>
+          <m:t>j</m:t>
+        </m:r>
+      </m:oMath>
+      <w:ins w:id="59" w:author="PR Preview" w:date="2026-01-01T00:00:00Z">
+        <w:r>
+          <w:t xml:space="preserve">,</w:t>
+        </w:r>
+      </w:ins>
+      <w:ins w:id="60" w:author="PR Preview" w:date="2026-01-01T00:00:00Z">
+        <w:r>
+          <w:t xml:space="preserve"> </w:t>
+        </w:r>
+      </w:ins>
+      <w:ins w:id="61" w:author="PR Preview" w:date="2026-01-01T00:00:00Z">
+        <w:r>
+          <w:t xml:space="preserve">row totals</w:t>
+        </w:r>
+      </w:ins>
+      <w:ins w:id="62" w:author="PR Preview" w:date="2026-01-01T00:00:00Z">
+        <w:r>
+          <w:t xml:space="preserve"> </w:t>
+        </w:r>
+      </w:ins>
+      <m:oMath>
+        <m:sSub>
+          <m:e>
+            <m:r>
+              <m:t>R</m:t>
+            </m:r>
+          </m:e>
+          <m:sub>
+            <m:r>
+              <m:t>i</m:t>
+            </m:r>
+          </m:sub>
+        </m:sSub>
+      </m:oMath>
+      <w:ins w:id="63" w:author="PR Preview" w:date="2026-01-01T00:00:00Z">
+        <w:r>
+          <w:t xml:space="preserve">, column totals</w:t>
+        </w:r>
+      </w:ins>
+      <w:ins w:id="64" w:author="PR Preview" w:date="2026-01-01T00:00:00Z">
+        <w:r>
+          <w:t xml:space="preserve"> </w:t>
+        </w:r>
+      </w:ins>
+      <m:oMath>
+        <m:sSub>
+          <m:e>
+            <m:r>
+              <m:t>C</m:t>
+            </m:r>
+          </m:e>
+          <m:sub>
+            <m:r>
+              <m:t>j</m:t>
+            </m:r>
+          </m:sub>
+        </m:sSub>
+      </m:oMath>
+      <w:ins w:id="65" w:author="PR Preview" w:date="2026-01-01T00:00:00Z">
+        <w:r>
+          <w:t xml:space="preserve">, and grand total</w:t>
+        </w:r>
+      </w:ins>
+      <w:ins w:id="66" w:author="PR Preview" w:date="2026-01-01T00:00:00Z">
+        <w:r>
+          <w:t xml:space="preserve"> </w:t>
+        </w:r>
+      </w:ins>
+      <m:oMath>
+        <m:r>
+          <m:t>n</m:t>
+        </m:r>
+      </m:oMath>
+      <w:ins w:id="67" w:author="PR Preview" w:date="2026-01-01T00:00:00Z">
+        <w:r>
+          <w:t xml:space="preserve">.</w:t>
+        </w:r>
+      </w:ins>
+      <w:ins w:id="68" w:author="PR Preview" w:date="2026-01-01T00:00:00Z">
+        <w:r>
+          <w:t xml:space="preserve"> </w:t>
+        </w:r>
+      </w:ins>
+      <w:ins w:id="69" w:author="PR Preview" w:date="2026-01-01T00:00:00Z">
+        <w:r>
+          <w:t xml:space="preserve"> </w:t>
+        </w:r>
+      </w:ins>
+      <w:ins w:id="70" w:author="PR Preview" w:date="2026-01-01T00:00:00Z">
+        <w:r>
+          <w:t xml:space="preserve">The</w:t>
+        </w:r>
+      </w:ins>
+      <w:ins w:id="71" w:author="PR Preview" w:date="2026-01-01T00:00:00Z">
+        <w:r>
+          <w:t xml:space="preserve"> </w:t>
+        </w:r>
+      </w:ins>
+      <w:ins w:id="72" w:author="PR Preview" w:date="2026-01-01T00:00:00Z">
+        <w:r>
+          <w:rPr>
+            <w:b/>
+            <w:bCs/>
+          </w:rPr>
+          <w:t xml:space="preserve">expected count</w:t>
+        </w:r>
+      </w:ins>
+      <w:ins w:id="73" w:author="PR Preview" w:date="2026-01-01T00:00:00Z">
+        <w:r>
+          <w:t xml:space="preserve"> </w:t>
+        </w:r>
+      </w:ins>
+      <w:ins w:id="74" w:author="PR Preview" w:date="2026-01-01T00:00:00Z">
+        <w:r>
+          <w:t xml:space="preserve">in cell</w:t>
+        </w:r>
+      </w:ins>
+      <w:ins w:id="75" w:author="PR Preview" w:date="2026-01-01T00:00:00Z">
+        <w:r>
+          <w:t xml:space="preserve"> </w:t>
+        </w:r>
+      </w:ins>
+      <m:oMath>
+        <m:r>
+          <m:rPr>
+            <m:sty m:val="p"/>
+          </m:rPr>
+          <m:t>(</m:t>
+        </m:r>
+        <m:r>
+          <m:t>i</m:t>
+        </m:r>
+        <m:r>
+          <m:rPr>
+            <m:sty m:val="p"/>
+          </m:rPr>
+          <m:t>,</m:t>
+        </m:r>
+        <m:r>
+          <m:t>j</m:t>
+        </m:r>
+        <m:r>
+          <m:rPr>
+            <m:sty m:val="p"/>
+          </m:rPr>
+          <m:t>)</m:t>
+        </m:r>
+      </m:oMath>
+      <w:ins w:id="76" w:author="PR Preview" w:date="2026-01-01T00:00:00Z">
+        <w:r>
+          <w:t xml:space="preserve"> </w:t>
+        </w:r>
+      </w:ins>
+      <w:ins w:id="77" w:author="PR Preview" w:date="2026-01-01T00:00:00Z">
+        <w:r>
+          <w:t xml:space="preserve">under independence is</w:t>
+        </w:r>
+      </w:ins>
     </w:p>
     <w:p>
       <w:pPr>
@@ -1908,27 +2278,35 @@
       </m:oMathPara>
     </w:p>
     <w:bookmarkEnd w:id="17"/>
-    <w:bookmarkStart w:id="19" w:name="def-chi-square-test"/>
+    <w:bookmarkStart w:id="20" w:name="def-chi-square-test"/>
     <w:p>
       <w:pPr>
         <w:pStyle w:val="FirstParagraph"/>
       </w:pPr>
-      <w:r>
-        <w:rPr>
-          <w:b/>
-          <w:bCs/>
-        </w:rPr>
-        <w:t xml:space="preserve">Definition 2 (Pearson’s chi-square test of independence)</w:t>
-      </w:r>
-      <w:r>
-        <w:t xml:space="preserve"> </w:t>
-      </w:r>
-      <w:r>
-        <w:t xml:space="preserve">With observed counts</w:t>
-      </w:r>
-      <w:r>
-        <w:t xml:space="preserve"> </w:t>
-      </w:r>
+      <w:del w:id="78" w:author="PR Preview" w:date="2026-01-01T00:00:00Z">
+        <w:r>
+          <w:rPr>
+            <w:b/>
+            <w:bCs/>
+          </w:rPr>
+          <w:delText xml:space="preserve">Definition 2 (Pearson’s chi-square test of independence)</w:delText>
+        </w:r>
+      </w:del>
+      <w:del w:id="79" w:author="PR Preview" w:date="2026-01-01T00:00:00Z">
+        <w:r>
+          <w:delText xml:space="preserve"> </w:delText>
+        </w:r>
+      </w:del>
+      <w:del w:id="80" w:author="PR Preview" w:date="2026-01-01T00:00:00Z">
+        <w:r>
+          <w:delText xml:space="preserve">With observed counts</w:delText>
+        </w:r>
+      </w:del>
+      <w:del w:id="81" w:author="PR Preview" w:date="2026-01-01T00:00:00Z">
+        <w:r>
+          <w:delText xml:space="preserve"> </w:delText>
+        </w:r>
+      </w:del>
       <m:oMath>
         <m:sSub>
           <m:e>
@@ -1946,26 +2324,36 @@
           </m:sub>
         </m:sSub>
       </m:oMath>
-      <w:r>
-        <w:t xml:space="preserve"> </w:t>
-      </w:r>
-      <w:r>
-        <w:t xml:space="preserve">and</w:t>
-      </w:r>
-      <w:r>
-        <w:t xml:space="preserve"> </w:t>
-      </w:r>
+      <w:del w:id="82" w:author="PR Preview" w:date="2026-01-01T00:00:00Z">
+        <w:r>
+          <w:delText xml:space="preserve"> </w:delText>
+        </w:r>
+      </w:del>
+      <w:del w:id="83" w:author="PR Preview" w:date="2026-01-01T00:00:00Z">
+        <w:r>
+          <w:delText xml:space="preserve">and</w:delText>
+        </w:r>
+      </w:del>
+      <w:del w:id="84" w:author="PR Preview" w:date="2026-01-01T00:00:00Z">
+        <w:r>
+          <w:delText xml:space="preserve"> </w:delText>
+        </w:r>
+      </w:del>
       <w:hyperlink w:anchor="def-expected-count">
-        <w:r>
-          <w:rPr>
-            <w:rStyle w:val="Hyperlink"/>
-          </w:rPr>
-          <w:t xml:space="preserve">expected counts</w:t>
-        </w:r>
+        <w:del w:id="85" w:author="PR Preview" w:date="2026-01-01T00:00:00Z">
+          <w:r>
+            <w:rPr>
+              <w:rStyle w:val="Hyperlink"/>
+            </w:rPr>
+            <w:delText xml:space="preserve">expected counts</w:delText>
+          </w:r>
+        </w:del>
       </w:hyperlink>
-      <w:r>
-        <w:t xml:space="preserve"> </w:t>
-      </w:r>
+      <w:del w:id="86" w:author="PR Preview" w:date="2026-01-01T00:00:00Z">
+        <w:r>
+          <w:delText xml:space="preserve"> </w:delText>
+        </w:r>
+      </w:del>
       <m:oMath>
         <m:sSub>
           <m:e>
@@ -1983,15 +2371,21 @@
           </m:sub>
         </m:sSub>
       </m:oMath>
-      <w:r>
-        <w:t xml:space="preserve"> </w:t>
-      </w:r>
-      <w:r>
-        <w:t xml:space="preserve">in an</w:t>
-      </w:r>
-      <w:r>
-        <w:t xml:space="preserve"> </w:t>
-      </w:r>
+      <w:del w:id="87" w:author="PR Preview" w:date="2026-01-01T00:00:00Z">
+        <w:r>
+          <w:delText xml:space="preserve"> </w:delText>
+        </w:r>
+      </w:del>
+      <w:del w:id="88" w:author="PR Preview" w:date="2026-01-01T00:00:00Z">
+        <w:r>
+          <w:delText xml:space="preserve">in an</w:delText>
+        </w:r>
+      </w:del>
+      <w:del w:id="89" w:author="PR Preview" w:date="2026-01-01T00:00:00Z">
+        <w:r>
+          <w:delText xml:space="preserve"> </w:delText>
+        </w:r>
+      </w:del>
       <m:oMath>
         <m:r>
           <m:t>r</m:t>
@@ -2006,46 +2400,261 @@
           <m:t>c</m:t>
         </m:r>
       </m:oMath>
-      <w:r>
-        <w:t xml:space="preserve"> </w:t>
-      </w:r>
-      <w:r>
-        <w:t xml:space="preserve">contingency table,</w:t>
-      </w:r>
-      <w:r>
-        <w:t xml:space="preserve"> </w:t>
-      </w:r>
-      <w:r>
-        <w:rPr>
-          <w:b/>
-          <w:bCs/>
-        </w:rPr>
-        <w:t xml:space="preserve">Pearson’s chi-square test</w:t>
-      </w:r>
-      <w:r>
-        <w:t xml:space="preserve"> </w:t>
-      </w:r>
-      <w:r>
-        <w:t xml:space="preserve">of the null hypothesis</w:t>
-      </w:r>
-      <w:r>
-        <w:t xml:space="preserve"> </w:t>
-      </w:r>
-      <w:r>
-        <w:t xml:space="preserve">that the row and column variables are independent</w:t>
-      </w:r>
-      <w:r>
-        <w:t xml:space="preserve"> </w:t>
-      </w:r>
-      <w:r>
-        <w:t xml:space="preserve">uses the statistic</w:t>
-      </w:r>
-      <w:r>
-        <w:t xml:space="preserve"> </w:t>
-      </w:r>
-      <w:r>
-        <w:t xml:space="preserve">[4]</w:t>
-      </w:r>
+      <w:del w:id="90" w:author="PR Preview" w:date="2026-01-01T00:00:00Z">
+        <w:r>
+          <w:delText xml:space="preserve"> </w:delText>
+        </w:r>
+      </w:del>
+      <w:del w:id="91" w:author="PR Preview" w:date="2026-01-01T00:00:00Z">
+        <w:r>
+          <w:delText xml:space="preserve">contingency table,</w:delText>
+        </w:r>
+      </w:del>
+      <w:del w:id="92" w:author="PR Preview" w:date="2026-01-01T00:00:00Z">
+        <w:r>
+          <w:delText xml:space="preserve"> </w:delText>
+        </w:r>
+      </w:del>
+      <w:del w:id="93" w:author="PR Preview" w:date="2026-01-01T00:00:00Z">
+        <w:r>
+          <w:rPr>
+            <w:b/>
+            <w:bCs/>
+          </w:rPr>
+          <w:delText xml:space="preserve">Pearson’s chi-square test</w:delText>
+        </w:r>
+      </w:del>
+      <w:del w:id="94" w:author="PR Preview" w:date="2026-01-01T00:00:00Z">
+        <w:r>
+          <w:delText xml:space="preserve"> </w:delText>
+        </w:r>
+      </w:del>
+      <w:del w:id="95" w:author="PR Preview" w:date="2026-01-01T00:00:00Z">
+        <w:r>
+          <w:delText xml:space="preserve">of the null hypothesis</w:delText>
+        </w:r>
+      </w:del>
+      <w:del w:id="96" w:author="PR Preview" w:date="2026-01-01T00:00:00Z">
+        <w:r>
+          <w:delText xml:space="preserve"> </w:delText>
+        </w:r>
+      </w:del>
+      <w:del w:id="97" w:author="PR Preview" w:date="2026-01-01T00:00:00Z">
+        <w:r>
+          <w:delText xml:space="preserve">that the row and column variables are independent</w:delText>
+        </w:r>
+      </w:del>
+      <w:del w:id="98" w:author="PR Preview" w:date="2026-01-01T00:00:00Z">
+        <w:r>
+          <w:delText xml:space="preserve"> </w:delText>
+        </w:r>
+      </w:del>
+      <w:del w:id="99" w:author="PR Preview" w:date="2026-01-01T00:00:00Z">
+        <w:r>
+          <w:delText xml:space="preserve">uses the statistic</w:delText>
+        </w:r>
+      </w:del>
+      <w:del w:id="100" w:author="PR Preview" w:date="2026-01-01T00:00:00Z">
+        <w:r>
+          <w:delText xml:space="preserve"> </w:delText>
+        </w:r>
+      </w:del>
+      <w:del w:id="101" w:author="PR Preview" w:date="2026-01-01T00:00:00Z">
+        <w:r>
+          <w:delText xml:space="preserve">[4]</w:delText>
+        </w:r>
+      </w:del>
+    </w:p>
+    <w:p>
+      <w:pPr>
+        <w:pStyle w:val="FirstParagraph"/>
+      </w:pPr>
+      <w:ins w:id="102" w:author="PR Preview" w:date="2026-01-01T00:00:00Z">
+        <w:r>
+          <w:rPr>
+            <w:b/>
+            <w:bCs/>
+          </w:rPr>
+          <w:t xml:space="preserve">Definition 2 (Pearson’s chi-square test of independence)</w:t>
+        </w:r>
+      </w:ins>
+      <w:ins w:id="103" w:author="PR Preview" w:date="2026-01-01T00:00:00Z">
+        <w:r>
+          <w:t xml:space="preserve"> </w:t>
+        </w:r>
+      </w:ins>
+      <w:ins w:id="104" w:author="PR Preview" w:date="2026-01-01T00:00:00Z">
+        <w:r>
+          <w:t xml:space="preserve">With observed counts</w:t>
+        </w:r>
+      </w:ins>
+      <w:ins w:id="105" w:author="PR Preview" w:date="2026-01-01T00:00:00Z">
+        <w:r>
+          <w:t xml:space="preserve"> </w:t>
+        </w:r>
+      </w:ins>
+      <m:oMath>
+        <m:sSub>
+          <m:e>
+            <m:r>
+              <m:t>O</m:t>
+            </m:r>
+          </m:e>
+          <m:sub>
+            <m:r>
+              <m:t>i</m:t>
+            </m:r>
+            <m:r>
+              <m:t>j</m:t>
+            </m:r>
+          </m:sub>
+        </m:sSub>
+      </m:oMath>
+      <w:ins w:id="106" w:author="PR Preview" w:date="2026-01-01T00:00:00Z">
+        <w:r>
+          <w:t xml:space="preserve"> </w:t>
+        </w:r>
+      </w:ins>
+      <w:ins w:id="107" w:author="PR Preview" w:date="2026-01-01T00:00:00Z">
+        <w:r>
+          <w:t xml:space="preserve">and</w:t>
+        </w:r>
+      </w:ins>
+      <w:ins w:id="108" w:author="PR Preview" w:date="2026-01-01T00:00:00Z">
+        <w:r>
+          <w:t xml:space="preserve"> </w:t>
+        </w:r>
+      </w:ins>
+      <w:hyperlink w:anchor="def-expected-count">
+        <w:ins w:id="109" w:author="PR Preview" w:date="2026-01-01T00:00:00Z">
+          <w:r>
+            <w:rPr>
+              <w:rStyle w:val="Hyperlink"/>
+            </w:rPr>
+            <w:t xml:space="preserve">expected counts</w:t>
+          </w:r>
+        </w:ins>
+      </w:hyperlink>
+      <w:ins w:id="110" w:author="PR Preview" w:date="2026-01-01T00:00:00Z">
+        <w:r>
+          <w:t xml:space="preserve"> </w:t>
+        </w:r>
+      </w:ins>
+      <m:oMath>
+        <m:sSub>
+          <m:e>
+            <m:r>
+              <m:t>E</m:t>
+            </m:r>
+          </m:e>
+          <m:sub>
+            <m:r>
+              <m:t>i</m:t>
+            </m:r>
+            <m:r>
+              <m:t>j</m:t>
+            </m:r>
+          </m:sub>
+        </m:sSub>
+      </m:oMath>
+      <w:ins w:id="111" w:author="PR Preview" w:date="2026-01-01T00:00:00Z">
+        <w:r>
+          <w:t xml:space="preserve"> </w:t>
+        </w:r>
+      </w:ins>
+      <w:ins w:id="112" w:author="PR Preview" w:date="2026-01-01T00:00:00Z">
+        <w:r>
+          <w:t xml:space="preserve">in an</w:t>
+        </w:r>
+      </w:ins>
+      <w:ins w:id="113" w:author="PR Preview" w:date="2026-01-01T00:00:00Z">
+        <w:r>
+          <w:t xml:space="preserve"> </w:t>
+        </w:r>
+      </w:ins>
+      <m:oMath>
+        <m:r>
+          <m:t>r</m:t>
+        </m:r>
+        <m:r>
+          <m:rPr>
+            <m:sty m:val="p"/>
+          </m:rPr>
+          <m:t>×</m:t>
+        </m:r>
+        <m:r>
+          <m:t>c</m:t>
+        </m:r>
+      </m:oMath>
+      <w:ins w:id="114" w:author="PR Preview" w:date="2026-01-01T00:00:00Z">
+        <w:r>
+          <w:t xml:space="preserve"> </w:t>
+        </w:r>
+      </w:ins>
+      <w:ins w:id="115" w:author="PR Preview" w:date="2026-01-01T00:00:00Z">
+        <w:r>
+          <w:t xml:space="preserve">contingency table,</w:t>
+        </w:r>
+      </w:ins>
+      <w:ins w:id="116" w:author="PR Preview" w:date="2026-01-01T00:00:00Z">
+        <w:r>
+          <w:t xml:space="preserve"> </w:t>
+        </w:r>
+      </w:ins>
+      <w:ins w:id="117" w:author="PR Preview" w:date="2026-01-01T00:00:00Z">
+        <w:r>
+          <w:rPr>
+            <w:b/>
+            <w:bCs/>
+          </w:rPr>
+          <w:t xml:space="preserve">Pearson’s chi-square test</w:t>
+        </w:r>
+      </w:ins>
+      <w:ins w:id="118" w:author="PR Preview" w:date="2026-01-01T00:00:00Z">
+        <w:r>
+          <w:t xml:space="preserve"> </w:t>
+        </w:r>
+      </w:ins>
+      <w:ins w:id="119" w:author="PR Preview" w:date="2026-01-01T00:00:00Z">
+        <w:r>
+          <w:t xml:space="preserve">of the null hypothesis</w:t>
+        </w:r>
+      </w:ins>
+      <w:ins w:id="120" w:author="PR Preview" w:date="2026-01-01T00:00:00Z">
+        <w:r>
+          <w:t xml:space="preserve"> </w:t>
+        </w:r>
+      </w:ins>
+      <w:ins w:id="121" w:author="PR Preview" w:date="2026-01-01T00:00:00Z">
+        <w:r>
+          <w:t xml:space="preserve">that the row and column variables are independent</w:t>
+        </w:r>
+      </w:ins>
+      <w:ins w:id="122" w:author="PR Preview" w:date="2026-01-01T00:00:00Z">
+        <w:r>
+          <w:t xml:space="preserve"> </w:t>
+        </w:r>
+      </w:ins>
+      <w:ins w:id="123" w:author="PR Preview" w:date="2026-01-01T00:00:00Z">
+        <w:r>
+          <w:t xml:space="preserve">uses the</w:t>
+        </w:r>
+      </w:ins>
+      <w:ins w:id="124" w:author="PR Preview" w:date="2026-01-01T00:00:00Z">
+        <w:r>
+          <w:t xml:space="preserve"> </w:t>
+        </w:r>
+      </w:ins>
+      <w:hyperlink r:id="rId18">
+        <w:ins w:id="125" w:author="PR Preview" w:date="2026-01-01T00:00:00Z">
+          <w:r>
+            <w:rPr>
+              <w:rStyle w:val="Hyperlink"/>
+            </w:rPr>
+            <w:t xml:space="preserve">statistic</w:t>
+          </w:r>
+        </w:ins>
+      </w:hyperlink>
     </w:p>
     <w:p>
       <w:pPr>
@@ -2388,7 +2997,7 @@
       <w:r>
         <w:t xml:space="preserve">(</w:t>
       </w:r>
-      <w:hyperlink r:id="rId18">
+      <w:hyperlink r:id="rId19">
         <w:r>
           <w:rPr>
             <w:rStyle w:val="Hyperlink"/>
@@ -2417,8 +3026,8 @@
         <w:t xml:space="preserve">.</w:t>
       </w:r>
     </w:p>
-    <w:bookmarkEnd w:id="19"/>
-    <w:bookmarkStart w:id="20" w:name="thm-chi-square-null"/>
+    <w:bookmarkEnd w:id="20"/>
+    <w:bookmarkStart w:id="21" w:name="thm-chi-square-null"/>
     <w:p>
       <w:pPr>
         <w:pStyle w:val="BodyText"/>
@@ -2620,8 +3229,8 @@
         <w:t xml:space="preserve">.</w:t>
       </w:r>
     </w:p>
-    <w:bookmarkEnd w:id="20"/>
-    <w:bookmarkStart w:id="21" w:name="rem-expected-count-rule"/>
+    <w:bookmarkEnd w:id="21"/>
+    <w:bookmarkStart w:id="22" w:name="rem-expected-count-rule"/>
     <w:p>
       <w:pPr>
         <w:pStyle w:val="BodyText"/>
@@ -2672,8 +3281,8 @@
         <w:t xml:space="preserve">to be at least 5.</w:t>
       </w:r>
     </w:p>
-    <w:bookmarkEnd w:id="21"/>
-    <w:bookmarkStart w:id="22" w:name="exm-hers-chisq"/>
+    <w:bookmarkEnd w:id="22"/>
+    <w:bookmarkStart w:id="23" w:name="exm-hers-chisq"/>
     <w:p>
       <w:pPr>
         <w:pStyle w:val="BodyText"/>
@@ -3337,8 +3946,8 @@
         <w:t xml:space="preserve">as randomization would lead us to expect.</w:t>
       </w:r>
     </w:p>
-    <w:bookmarkEnd w:id="22"/>
-    <w:bookmarkStart w:id="23" w:name="rem-yates-correction"/>
+    <w:bookmarkEnd w:id="23"/>
+    <w:bookmarkStart w:id="24" w:name="rem-yates-correction"/>
     <w:p>
       <w:pPr>
         <w:pStyle w:val="BodyText"/>
@@ -3505,7 +4114,7 @@
         <w:t xml:space="preserve">turns the correction off.</w:t>
       </w:r>
     </w:p>
-    <w:bookmarkEnd w:id="23"/>
+    <w:bookmarkEnd w:id="24"/>
     <w:p>
       <w:pPr>
         <w:pStyle w:val="Compact"/>
@@ -3596,8 +4205,8 @@
         <w:t xml:space="preserve">covers likelihood ratio tests for the multinomial distribution.</w:t>
       </w:r>
     </w:p>
-    <w:bookmarkEnd w:id="24"/>
-    <w:bookmarkStart w:id="28" w:name="sec-fisher"/>
+    <w:bookmarkEnd w:id="25"/>
+    <w:bookmarkStart w:id="29" w:name="sec-fisher"/>
     <w:p>
       <w:pPr>
         <w:pStyle w:val="Heading3"/>
@@ -3606,7 +4215,7 @@
         <w:t xml:space="preserve">2.3 Fisher’s exact test</w:t>
       </w:r>
     </w:p>
-    <w:bookmarkStart w:id="25" w:name="def-fishers-exact"/>
+    <w:bookmarkStart w:id="26" w:name="def-fishers-exact"/>
     <w:p>
       <w:pPr>
         <w:pStyle w:val="FirstParagraph"/>
@@ -4085,8 +4694,8 @@
         <w:t xml:space="preserve">that are no more probable than the observed table.</w:t>
       </w:r>
     </w:p>
-    <w:bookmarkEnd w:id="25"/>
-    <w:bookmarkStart w:id="26" w:name="rem-fishers-exact-exactness"/>
+    <w:bookmarkEnd w:id="26"/>
+    <w:bookmarkStart w:id="27" w:name="rem-fishers-exact-exactness"/>
     <w:p>
       <w:pPr>
         <w:pStyle w:val="BodyText"/>
@@ -4196,8 +4805,8 @@
         <w:t xml:space="preserve">computes.</w:t>
       </w:r>
     </w:p>
-    <w:bookmarkEnd w:id="26"/>
-    <w:bookmarkStart w:id="27" w:name="exm-hers-fisher"/>
+    <w:bookmarkEnd w:id="27"/>
+    <w:bookmarkStart w:id="28" w:name="exm-hers-fisher"/>
     <w:p>
       <w:pPr>
         <w:pStyle w:val="BodyText"/>
@@ -5000,7 +5609,7 @@
         <w:t xml:space="preserve">.</w:t>
       </w:r>
     </w:p>
-    <w:bookmarkEnd w:id="27"/>
+    <w:bookmarkEnd w:id="28"/>
     <w:p>
       <w:pPr>
         <w:pStyle w:val="BodyText"/>
@@ -5015,8 +5624,8 @@
         <w:t xml:space="preserve">covers Fisher’s exact test.</w:t>
       </w:r>
     </w:p>
-    <w:bookmarkEnd w:id="28"/>
-    <w:bookmarkStart w:id="30" w:name="sec-2x2-measures"/>
+    <w:bookmarkEnd w:id="29"/>
+    <w:bookmarkStart w:id="31" w:name="sec-2x2-measures"/>
     <w:p>
       <w:pPr>
         <w:pStyle w:val="Heading3"/>
@@ -5082,7 +5691,7 @@
       <w:r>
         <w:t xml:space="preserve"> </w:t>
       </w:r>
-      <w:hyperlink r:id="rId29">
+      <w:hyperlink r:id="rId30">
         <w:r>
           <w:rPr>
             <w:rStyle w:val="Hyperlink"/>
@@ -5108,9 +5717,9 @@
         <w:t xml:space="preserve">covers odds ratios.</w:t>
       </w:r>
     </w:p>
-    <w:bookmarkEnd w:id="30"/>
     <w:bookmarkEnd w:id="31"/>
-    <w:bookmarkStart w:id="43" w:name="references"/>
+    <w:bookmarkEnd w:id="32"/>
+    <w:bookmarkStart w:id="44" w:name="references"/>
     <w:p>
       <w:pPr>
         <w:pStyle w:val="Heading2"/>
@@ -5119,8 +5728,8 @@
         <w:t xml:space="preserve">References</w:t>
       </w:r>
     </w:p>
-    <w:bookmarkStart w:id="42" w:name="refs"/>
-    <w:bookmarkStart w:id="33" w:name="ref-vittinghoff2e"/>
+    <w:bookmarkStart w:id="43" w:name="refs"/>
+    <w:bookmarkStart w:id="34" w:name="ref-vittinghoff2e"/>
     <w:p>
       <w:pPr>
         <w:pStyle w:val="Bibliography"/>
@@ -5153,7 +5762,7 @@
       <w:r>
         <w:t xml:space="preserve"> </w:t>
       </w:r>
-      <w:hyperlink r:id="rId32">
+      <w:hyperlink r:id="rId33">
         <w:r>
           <w:rPr>
             <w:rStyle w:val="Hyperlink"/>
@@ -5165,8 +5774,8 @@
         <w:t xml:space="preserve">.</w:t>
       </w:r>
     </w:p>
-    <w:bookmarkEnd w:id="33"/>
-    <w:bookmarkStart w:id="34" w:name="ref-hoggtanis2015"/>
+    <w:bookmarkEnd w:id="34"/>
+    <w:bookmarkStart w:id="35" w:name="ref-hoggtanis2015"/>
     <w:p>
       <w:pPr>
         <w:pStyle w:val="Bibliography"/>
@@ -5197,8 +5806,8 @@
         <w:t xml:space="preserve">, Tenth edition. Boston: Pearson, 2019.</w:t>
       </w:r>
     </w:p>
-    <w:bookmarkEnd w:id="34"/>
-    <w:bookmarkStart w:id="36" w:name="ref-wikipedia_contingency_table"/>
+    <w:bookmarkEnd w:id="35"/>
+    <w:bookmarkStart w:id="37" w:name="ref-wikipedia_contingency_table"/>
     <w:p>
       <w:pPr>
         <w:pStyle w:val="Bibliography"/>
@@ -5245,7 +5854,7 @@
       <w:r>
         <w:t xml:space="preserve"> </w:t>
       </w:r>
-      <w:hyperlink r:id="rId35">
+      <w:hyperlink r:id="rId36">
         <w:r>
           <w:rPr>
             <w:rStyle w:val="Hyperlink"/>
@@ -5254,8 +5863,8 @@
         </w:r>
       </w:hyperlink>
     </w:p>
-    <w:bookmarkEnd w:id="36"/>
-    <w:bookmarkStart w:id="38" w:name="ref-wikipedia_pearsons_chi_squared_test"/>
+    <w:bookmarkEnd w:id="37"/>
+    <w:bookmarkStart w:id="39" w:name="ref-wikipedia_pearsons_chi_squared_test"/>
     <w:p>
       <w:pPr>
         <w:pStyle w:val="Bibliography"/>
@@ -5302,7 +5911,7 @@
       <w:r>
         <w:t xml:space="preserve"> </w:t>
       </w:r>
-      <w:hyperlink r:id="rId37">
+      <w:hyperlink r:id="rId38">
         <w:r>
           <w:rPr>
             <w:rStyle w:val="Hyperlink"/>
@@ -5311,8 +5920,8 @@
         </w:r>
       </w:hyperlink>
     </w:p>
-    <w:bookmarkEnd w:id="38"/>
-    <w:bookmarkStart w:id="39" w:name="ref-rice2007mathematical"/>
+    <w:bookmarkEnd w:id="39"/>
+    <w:bookmarkStart w:id="40" w:name="ref-rice2007mathematical"/>
     <w:p>
       <w:pPr>
         <w:pStyle w:val="Bibliography"/>
@@ -5343,8 +5952,8 @@
         <w:t xml:space="preserve">, 3rd ed. Belmont, CA: Cengage Learning, 2007.</w:t>
       </w:r>
     </w:p>
-    <w:bookmarkEnd w:id="39"/>
-    <w:bookmarkStart w:id="41" w:name="ref-wikipedia_fishers_exact_test"/>
+    <w:bookmarkEnd w:id="40"/>
+    <w:bookmarkStart w:id="42" w:name="ref-wikipedia_fishers_exact_test"/>
     <w:p>
       <w:pPr>
         <w:pStyle w:val="Bibliography"/>
@@ -5391,7 +6000,7 @@
       <w:r>
         <w:t xml:space="preserve"> </w:t>
       </w:r>
-      <w:hyperlink r:id="rId40">
+      <w:hyperlink r:id="rId41">
         <w:r>
           <w:rPr>
             <w:rStyle w:val="Hyperlink"/>
@@ -5400,9 +6009,9 @@
         </w:r>
       </w:hyperlink>
     </w:p>
-    <w:bookmarkEnd w:id="41"/>
     <w:bookmarkEnd w:id="42"/>
     <w:bookmarkEnd w:id="43"/>
+    <w:bookmarkEnd w:id="44"/>
     <w:sectPr>
       <w:footnotePr>
         <w:numRestart w:val="eachSect"/>

--- a/pr-preview/pr-341/categorical-tests-handout-tracked-changes.docx
+++ b/pr-preview/pr-341/categorical-tests-handout-tracked-changes.docx
@@ -16,7 +16,7 @@
       </w:pPr>
       <w:del w:id="1" w:author="PR Preview" w:date="2026-01-01T00:00:00Z">
         <w:r>
-          <w:delText xml:space="preserve">Last modified: 2026-10-19 00:48:10 (PDT)</w:delText>
+          <w:delText xml:space="preserve">Last modified: 2026-10-19 01:42:24 (PDT)</w:delText>
         </w:r>
       </w:del>
     </w:p>
@@ -26,7 +26,7 @@
       </w:pPr>
       <w:ins w:id="2" w:author="PR Preview" w:date="2026-01-01T00:00:00Z">
         <w:r>
-          <w:t xml:space="preserve">Last modified: 2026-10-19 00:53:49 (PDT)</w:t>
+          <w:t xml:space="preserve">Last modified: 2026-10-19 01:55:24 (PDT)</w:t>
         </w:r>
       </w:ins>
     </w:p>
@@ -1357,80 +1357,56 @@
       <w:pPr>
         <w:pStyle w:val="FirstParagraph"/>
       </w:pPr>
-      <w:del w:id="3" w:author="PR Preview" w:date="2026-01-01T00:00:00Z">
-        <w:r>
-          <w:rPr>
-            <w:b/>
-            <w:bCs/>
-          </w:rPr>
-          <w:delText xml:space="preserve">Definition 1 (Expected count under independence)</w:delText>
-        </w:r>
-      </w:del>
-      <w:del w:id="4" w:author="PR Preview" w:date="2026-01-01T00:00:00Z">
-        <w:r>
-          <w:delText xml:space="preserve"> </w:delText>
-        </w:r>
-      </w:del>
-      <w:del w:id="5" w:author="PR Preview" w:date="2026-01-01T00:00:00Z">
-        <w:r>
-          <w:delText xml:space="preserve">Let a contingency table have</w:delText>
-        </w:r>
-      </w:del>
-      <w:del w:id="6" w:author="PR Preview" w:date="2026-01-01T00:00:00Z">
-        <w:r>
-          <w:delText xml:space="preserve"> </w:delText>
-        </w:r>
-      </w:del>
+      <w:r>
+        <w:rPr>
+          <w:b/>
+          <w:bCs/>
+        </w:rPr>
+        <w:t xml:space="preserve">Definition 1 (Expected count under independence)</w:t>
+      </w:r>
+      <w:r>
+        <w:t xml:space="preserve"> </w:t>
+      </w:r>
+      <w:r>
+        <w:t xml:space="preserve">Let a contingency table have</w:t>
+      </w:r>
+      <w:r>
+        <w:t xml:space="preserve"> </w:t>
+      </w:r>
       <m:oMath>
         <m:r>
           <m:t>r</m:t>
         </m:r>
       </m:oMath>
-      <w:del w:id="7" w:author="PR Preview" w:date="2026-01-01T00:00:00Z">
-        <w:r>
-          <w:delText xml:space="preserve"> </w:delText>
-        </w:r>
-      </w:del>
-      <w:del w:id="8" w:author="PR Preview" w:date="2026-01-01T00:00:00Z">
-        <w:r>
-          <w:delText xml:space="preserve">rows and</w:delText>
-        </w:r>
-      </w:del>
-      <w:del w:id="9" w:author="PR Preview" w:date="2026-01-01T00:00:00Z">
-        <w:r>
-          <w:delText xml:space="preserve"> </w:delText>
-        </w:r>
-      </w:del>
+      <w:r>
+        <w:t xml:space="preserve"> </w:t>
+      </w:r>
+      <w:r>
+        <w:t xml:space="preserve">rows and</w:t>
+      </w:r>
+      <w:r>
+        <w:t xml:space="preserve"> </w:t>
+      </w:r>
       <m:oMath>
         <m:r>
           <m:t>c</m:t>
         </m:r>
       </m:oMath>
-      <w:del w:id="10" w:author="PR Preview" w:date="2026-01-01T00:00:00Z">
-        <w:r>
-          <w:delText xml:space="preserve"> </w:delText>
-        </w:r>
-      </w:del>
-      <w:del w:id="11" w:author="PR Preview" w:date="2026-01-01T00:00:00Z">
-        <w:r>
-          <w:delText xml:space="preserve">columns,</w:delText>
-        </w:r>
-      </w:del>
-      <w:del w:id="12" w:author="PR Preview" w:date="2026-01-01T00:00:00Z">
-        <w:r>
-          <w:delText xml:space="preserve"> </w:delText>
-        </w:r>
-      </w:del>
-      <w:del w:id="13" w:author="PR Preview" w:date="2026-01-01T00:00:00Z">
-        <w:r>
-          <w:delText xml:space="preserve">with observed count</w:delText>
-        </w:r>
-      </w:del>
-      <w:del w:id="14" w:author="PR Preview" w:date="2026-01-01T00:00:00Z">
-        <w:r>
-          <w:delText xml:space="preserve"> </w:delText>
-        </w:r>
-      </w:del>
+      <w:r>
+        <w:t xml:space="preserve"> </w:t>
+      </w:r>
+      <w:r>
+        <w:t xml:space="preserve">columns,</w:t>
+      </w:r>
+      <w:r>
+        <w:t xml:space="preserve"> </w:t>
+      </w:r>
+      <w:r>
+        <w:t xml:space="preserve">with observed count</w:t>
+      </w:r>
+      <w:r>
+        <w:t xml:space="preserve"> </w:t>
+      </w:r>
       <m:oMath>
         <m:sSub>
           <m:e>
@@ -1448,66 +1424,46 @@
           </m:sub>
         </m:sSub>
       </m:oMath>
-      <w:del w:id="15" w:author="PR Preview" w:date="2026-01-01T00:00:00Z">
-        <w:r>
-          <w:delText xml:space="preserve"> </w:delText>
-        </w:r>
-      </w:del>
-      <w:del w:id="16" w:author="PR Preview" w:date="2026-01-01T00:00:00Z">
-        <w:r>
-          <w:delText xml:space="preserve">in row</w:delText>
-        </w:r>
-      </w:del>
-      <w:del w:id="17" w:author="PR Preview" w:date="2026-01-01T00:00:00Z">
-        <w:r>
-          <w:delText xml:space="preserve"> </w:delText>
-        </w:r>
-      </w:del>
+      <w:r>
+        <w:t xml:space="preserve"> </w:t>
+      </w:r>
+      <w:r>
+        <w:t xml:space="preserve">in row</w:t>
+      </w:r>
+      <w:r>
+        <w:t xml:space="preserve"> </w:t>
+      </w:r>
       <m:oMath>
         <m:r>
           <m:t>i</m:t>
         </m:r>
       </m:oMath>
-      <w:del w:id="18" w:author="PR Preview" w:date="2026-01-01T00:00:00Z">
-        <w:r>
-          <w:delText xml:space="preserve"> </w:delText>
-        </w:r>
-      </w:del>
-      <w:del w:id="19" w:author="PR Preview" w:date="2026-01-01T00:00:00Z">
-        <w:r>
-          <w:delText xml:space="preserve">and column</w:delText>
-        </w:r>
-      </w:del>
-      <w:del w:id="20" w:author="PR Preview" w:date="2026-01-01T00:00:00Z">
-        <w:r>
-          <w:delText xml:space="preserve"> </w:delText>
-        </w:r>
-      </w:del>
+      <w:r>
+        <w:t xml:space="preserve"> </w:t>
+      </w:r>
+      <w:r>
+        <w:t xml:space="preserve">and column</w:t>
+      </w:r>
+      <w:r>
+        <w:t xml:space="preserve"> </w:t>
+      </w:r>
       <m:oMath>
         <m:r>
           <m:t>j</m:t>
         </m:r>
       </m:oMath>
-      <w:del w:id="21" w:author="PR Preview" w:date="2026-01-01T00:00:00Z">
-        <w:r>
-          <w:delText xml:space="preserve">,</w:delText>
-        </w:r>
-      </w:del>
-      <w:del w:id="22" w:author="PR Preview" w:date="2026-01-01T00:00:00Z">
-        <w:r>
-          <w:delText xml:space="preserve"> </w:delText>
-        </w:r>
-      </w:del>
-      <w:del w:id="23" w:author="PR Preview" w:date="2026-01-01T00:00:00Z">
-        <w:r>
-          <w:delText xml:space="preserve">row totals</w:delText>
-        </w:r>
-      </w:del>
-      <w:del w:id="24" w:author="PR Preview" w:date="2026-01-01T00:00:00Z">
-        <w:r>
-          <w:delText xml:space="preserve"> </w:delText>
-        </w:r>
-      </w:del>
+      <w:r>
+        <w:t xml:space="preserve">,</w:t>
+      </w:r>
+      <w:r>
+        <w:t xml:space="preserve"> </w:t>
+      </w:r>
+      <w:r>
+        <w:t xml:space="preserve">row totals</w:t>
+      </w:r>
+      <w:r>
+        <w:t xml:space="preserve"> </w:t>
+      </w:r>
       <m:oMath>
         <m:sSub>
           <m:e>
@@ -1522,16 +1478,12 @@
           </m:sub>
         </m:sSub>
       </m:oMath>
-      <w:del w:id="25" w:author="PR Preview" w:date="2026-01-01T00:00:00Z">
-        <w:r>
-          <w:delText xml:space="preserve">, column totals</w:delText>
-        </w:r>
-      </w:del>
-      <w:del w:id="26" w:author="PR Preview" w:date="2026-01-01T00:00:00Z">
-        <w:r>
-          <w:delText xml:space="preserve"> </w:delText>
-        </w:r>
-      </w:del>
+      <w:r>
+        <w:t xml:space="preserve">, column totals</w:t>
+      </w:r>
+      <w:r>
+        <w:t xml:space="preserve"> </w:t>
+      </w:r>
       <m:oMath>
         <m:sSub>
           <m:e>
@@ -1546,75 +1498,48 @@
           </m:sub>
         </m:sSub>
       </m:oMath>
-      <w:del w:id="27" w:author="PR Preview" w:date="2026-01-01T00:00:00Z">
-        <w:r>
-          <w:delText xml:space="preserve">, and grand total</w:delText>
-        </w:r>
-      </w:del>
-      <w:del w:id="28" w:author="PR Preview" w:date="2026-01-01T00:00:00Z">
-        <w:r>
-          <w:delText xml:space="preserve"> </w:delText>
-        </w:r>
-      </w:del>
+      <w:r>
+        <w:t xml:space="preserve">, and grand total</w:t>
+      </w:r>
+      <w:r>
+        <w:t xml:space="preserve"> </w:t>
+      </w:r>
       <m:oMath>
         <m:r>
           <m:t>n</m:t>
         </m:r>
       </m:oMath>
-      <w:del w:id="29" w:author="PR Preview" w:date="2026-01-01T00:00:00Z">
-        <w:r>
-          <w:delText xml:space="preserve"> </w:delText>
-        </w:r>
-      </w:del>
-      <w:del w:id="30" w:author="PR Preview" w:date="2026-01-01T00:00:00Z">
-        <w:r>
-          <w:delText xml:space="preserve">[3]</w:delText>
-        </w:r>
-      </w:del>
-      <w:del w:id="31" w:author="PR Preview" w:date="2026-01-01T00:00:00Z">
-        <w:r>
-          <w:delText xml:space="preserve">.</w:delText>
-        </w:r>
-      </w:del>
-      <w:del w:id="32" w:author="PR Preview" w:date="2026-01-01T00:00:00Z">
-        <w:r>
-          <w:delText xml:space="preserve"> </w:delText>
-        </w:r>
-      </w:del>
-      <w:del w:id="33" w:author="PR Preview" w:date="2026-01-01T00:00:00Z">
-        <w:r>
-          <w:delText xml:space="preserve">The</w:delText>
-        </w:r>
-      </w:del>
-      <w:del w:id="34" w:author="PR Preview" w:date="2026-01-01T00:00:00Z">
-        <w:r>
-          <w:delText xml:space="preserve"> </w:delText>
-        </w:r>
-      </w:del>
-      <w:del w:id="35" w:author="PR Preview" w:date="2026-01-01T00:00:00Z">
-        <w:r>
-          <w:rPr>
-            <w:b/>
-            <w:bCs/>
-          </w:rPr>
-          <w:delText xml:space="preserve">expected count</w:delText>
-        </w:r>
-      </w:del>
-      <w:del w:id="36" w:author="PR Preview" w:date="2026-01-01T00:00:00Z">
-        <w:r>
-          <w:delText xml:space="preserve"> </w:delText>
-        </w:r>
-      </w:del>
-      <w:del w:id="37" w:author="PR Preview" w:date="2026-01-01T00:00:00Z">
-        <w:r>
-          <w:delText xml:space="preserve">in cell</w:delText>
-        </w:r>
-      </w:del>
-      <w:del w:id="38" w:author="PR Preview" w:date="2026-01-01T00:00:00Z">
-        <w:r>
-          <w:delText xml:space="preserve"> </w:delText>
-        </w:r>
-      </w:del>
+      <w:r>
+        <w:t xml:space="preserve">.</w:t>
+      </w:r>
+      <w:r>
+        <w:t xml:space="preserve"> </w:t>
+      </w:r>
+      <w:r>
+        <w:t xml:space="preserve"> </w:t>
+      </w:r>
+      <w:r>
+        <w:t xml:space="preserve">The</w:t>
+      </w:r>
+      <w:r>
+        <w:t xml:space="preserve"> </w:t>
+      </w:r>
+      <w:r>
+        <w:rPr>
+          <w:b/>
+          <w:bCs/>
+        </w:rPr>
+        <w:t xml:space="preserve">expected count</w:t>
+      </w:r>
+      <w:r>
+        <w:t xml:space="preserve"> </w:t>
+      </w:r>
+      <w:r>
+        <w:t xml:space="preserve">in cell</w:t>
+      </w:r>
+      <w:r>
+        <w:t xml:space="preserve"> </w:t>
+      </w:r>
       <m:oMath>
         <m:r>
           <m:rPr>
@@ -1641,310 +1566,12 @@
           <m:t>)</m:t>
         </m:r>
       </m:oMath>
-      <w:del w:id="39" w:author="PR Preview" w:date="2026-01-01T00:00:00Z">
-        <w:r>
-          <w:delText xml:space="preserve"> </w:delText>
-        </w:r>
-      </w:del>
-      <w:del w:id="40" w:author="PR Preview" w:date="2026-01-01T00:00:00Z">
-        <w:r>
-          <w:delText xml:space="preserve">under independence is</w:delText>
-        </w:r>
-      </w:del>
-    </w:p>
-    <w:p>
-      <w:pPr>
-        <w:pStyle w:val="FirstParagraph"/>
-      </w:pPr>
-      <w:ins w:id="41" w:author="PR Preview" w:date="2026-01-01T00:00:00Z">
-        <w:r>
-          <w:rPr>
-            <w:b/>
-            <w:bCs/>
-          </w:rPr>
-          <w:t xml:space="preserve">Definition 1 (Expected count under independence)</w:t>
-        </w:r>
-      </w:ins>
-      <w:ins w:id="42" w:author="PR Preview" w:date="2026-01-01T00:00:00Z">
-        <w:r>
-          <w:t xml:space="preserve"> </w:t>
-        </w:r>
-      </w:ins>
-      <w:ins w:id="43" w:author="PR Preview" w:date="2026-01-01T00:00:00Z">
-        <w:r>
-          <w:t xml:space="preserve">Let a contingency table have</w:t>
-        </w:r>
-      </w:ins>
-      <w:ins w:id="44" w:author="PR Preview" w:date="2026-01-01T00:00:00Z">
-        <w:r>
-          <w:t xml:space="preserve"> </w:t>
-        </w:r>
-      </w:ins>
-      <m:oMath>
-        <m:r>
-          <m:t>r</m:t>
-        </m:r>
-      </m:oMath>
-      <w:ins w:id="45" w:author="PR Preview" w:date="2026-01-01T00:00:00Z">
-        <w:r>
-          <w:t xml:space="preserve"> </w:t>
-        </w:r>
-      </w:ins>
-      <w:ins w:id="46" w:author="PR Preview" w:date="2026-01-01T00:00:00Z">
-        <w:r>
-          <w:t xml:space="preserve">rows and</w:t>
-        </w:r>
-      </w:ins>
-      <w:ins w:id="47" w:author="PR Preview" w:date="2026-01-01T00:00:00Z">
-        <w:r>
-          <w:t xml:space="preserve"> </w:t>
-        </w:r>
-      </w:ins>
-      <m:oMath>
-        <m:r>
-          <m:t>c</m:t>
-        </m:r>
-      </m:oMath>
-      <w:ins w:id="48" w:author="PR Preview" w:date="2026-01-01T00:00:00Z">
-        <w:r>
-          <w:t xml:space="preserve"> </w:t>
-        </w:r>
-      </w:ins>
-      <w:ins w:id="49" w:author="PR Preview" w:date="2026-01-01T00:00:00Z">
-        <w:r>
-          <w:t xml:space="preserve">columns,</w:t>
-        </w:r>
-      </w:ins>
-      <w:ins w:id="50" w:author="PR Preview" w:date="2026-01-01T00:00:00Z">
-        <w:r>
-          <w:t xml:space="preserve"> </w:t>
-        </w:r>
-      </w:ins>
-      <w:ins w:id="51" w:author="PR Preview" w:date="2026-01-01T00:00:00Z">
-        <w:r>
-          <w:t xml:space="preserve">with observed count</w:t>
-        </w:r>
-      </w:ins>
-      <w:ins w:id="52" w:author="PR Preview" w:date="2026-01-01T00:00:00Z">
-        <w:r>
-          <w:t xml:space="preserve"> </w:t>
-        </w:r>
-      </w:ins>
-      <m:oMath>
-        <m:sSub>
-          <m:e>
-            <m:r>
-              <m:t>O</m:t>
-            </m:r>
-          </m:e>
-          <m:sub>
-            <m:r>
-              <m:t>i</m:t>
-            </m:r>
-            <m:r>
-              <m:t>j</m:t>
-            </m:r>
-          </m:sub>
-        </m:sSub>
-      </m:oMath>
-      <w:ins w:id="53" w:author="PR Preview" w:date="2026-01-01T00:00:00Z">
-        <w:r>
-          <w:t xml:space="preserve"> </w:t>
-        </w:r>
-      </w:ins>
-      <w:ins w:id="54" w:author="PR Preview" w:date="2026-01-01T00:00:00Z">
-        <w:r>
-          <w:t xml:space="preserve">in row</w:t>
-        </w:r>
-      </w:ins>
-      <w:ins w:id="55" w:author="PR Preview" w:date="2026-01-01T00:00:00Z">
-        <w:r>
-          <w:t xml:space="preserve"> </w:t>
-        </w:r>
-      </w:ins>
-      <m:oMath>
-        <m:r>
-          <m:t>i</m:t>
-        </m:r>
-      </m:oMath>
-      <w:ins w:id="56" w:author="PR Preview" w:date="2026-01-01T00:00:00Z">
-        <w:r>
-          <w:t xml:space="preserve"> </w:t>
-        </w:r>
-      </w:ins>
-      <w:ins w:id="57" w:author="PR Preview" w:date="2026-01-01T00:00:00Z">
-        <w:r>
-          <w:t xml:space="preserve">and column</w:t>
-        </w:r>
-      </w:ins>
-      <w:ins w:id="58" w:author="PR Preview" w:date="2026-01-01T00:00:00Z">
-        <w:r>
-          <w:t xml:space="preserve"> </w:t>
-        </w:r>
-      </w:ins>
-      <m:oMath>
-        <m:r>
-          <m:t>j</m:t>
-        </m:r>
-      </m:oMath>
-      <w:ins w:id="59" w:author="PR Preview" w:date="2026-01-01T00:00:00Z">
-        <w:r>
-          <w:t xml:space="preserve">,</w:t>
-        </w:r>
-      </w:ins>
-      <w:ins w:id="60" w:author="PR Preview" w:date="2026-01-01T00:00:00Z">
-        <w:r>
-          <w:t xml:space="preserve"> </w:t>
-        </w:r>
-      </w:ins>
-      <w:ins w:id="61" w:author="PR Preview" w:date="2026-01-01T00:00:00Z">
-        <w:r>
-          <w:t xml:space="preserve">row totals</w:t>
-        </w:r>
-      </w:ins>
-      <w:ins w:id="62" w:author="PR Preview" w:date="2026-01-01T00:00:00Z">
-        <w:r>
-          <w:t xml:space="preserve"> </w:t>
-        </w:r>
-      </w:ins>
-      <m:oMath>
-        <m:sSub>
-          <m:e>
-            <m:r>
-              <m:t>R</m:t>
-            </m:r>
-          </m:e>
-          <m:sub>
-            <m:r>
-              <m:t>i</m:t>
-            </m:r>
-          </m:sub>
-        </m:sSub>
-      </m:oMath>
-      <w:ins w:id="63" w:author="PR Preview" w:date="2026-01-01T00:00:00Z">
-        <w:r>
-          <w:t xml:space="preserve">, column totals</w:t>
-        </w:r>
-      </w:ins>
-      <w:ins w:id="64" w:author="PR Preview" w:date="2026-01-01T00:00:00Z">
-        <w:r>
-          <w:t xml:space="preserve"> </w:t>
-        </w:r>
-      </w:ins>
-      <m:oMath>
-        <m:sSub>
-          <m:e>
-            <m:r>
-              <m:t>C</m:t>
-            </m:r>
-          </m:e>
-          <m:sub>
-            <m:r>
-              <m:t>j</m:t>
-            </m:r>
-          </m:sub>
-        </m:sSub>
-      </m:oMath>
-      <w:ins w:id="65" w:author="PR Preview" w:date="2026-01-01T00:00:00Z">
-        <w:r>
-          <w:t xml:space="preserve">, and grand total</w:t>
-        </w:r>
-      </w:ins>
-      <w:ins w:id="66" w:author="PR Preview" w:date="2026-01-01T00:00:00Z">
-        <w:r>
-          <w:t xml:space="preserve"> </w:t>
-        </w:r>
-      </w:ins>
-      <m:oMath>
-        <m:r>
-          <m:t>n</m:t>
-        </m:r>
-      </m:oMath>
-      <w:ins w:id="67" w:author="PR Preview" w:date="2026-01-01T00:00:00Z">
-        <w:r>
-          <w:t xml:space="preserve">.</w:t>
-        </w:r>
-      </w:ins>
-      <w:ins w:id="68" w:author="PR Preview" w:date="2026-01-01T00:00:00Z">
-        <w:r>
-          <w:t xml:space="preserve"> </w:t>
-        </w:r>
-      </w:ins>
-      <w:ins w:id="69" w:author="PR Preview" w:date="2026-01-01T00:00:00Z">
-        <w:r>
-          <w:t xml:space="preserve"> </w:t>
-        </w:r>
-      </w:ins>
-      <w:ins w:id="70" w:author="PR Preview" w:date="2026-01-01T00:00:00Z">
-        <w:r>
-          <w:t xml:space="preserve">The</w:t>
-        </w:r>
-      </w:ins>
-      <w:ins w:id="71" w:author="PR Preview" w:date="2026-01-01T00:00:00Z">
-        <w:r>
-          <w:t xml:space="preserve"> </w:t>
-        </w:r>
-      </w:ins>
-      <w:ins w:id="72" w:author="PR Preview" w:date="2026-01-01T00:00:00Z">
-        <w:r>
-          <w:rPr>
-            <w:b/>
-            <w:bCs/>
-          </w:rPr>
-          <w:t xml:space="preserve">expected count</w:t>
-        </w:r>
-      </w:ins>
-      <w:ins w:id="73" w:author="PR Preview" w:date="2026-01-01T00:00:00Z">
-        <w:r>
-          <w:t xml:space="preserve"> </w:t>
-        </w:r>
-      </w:ins>
-      <w:ins w:id="74" w:author="PR Preview" w:date="2026-01-01T00:00:00Z">
-        <w:r>
-          <w:t xml:space="preserve">in cell</w:t>
-        </w:r>
-      </w:ins>
-      <w:ins w:id="75" w:author="PR Preview" w:date="2026-01-01T00:00:00Z">
-        <w:r>
-          <w:t xml:space="preserve"> </w:t>
-        </w:r>
-      </w:ins>
-      <m:oMath>
-        <m:r>
-          <m:rPr>
-            <m:sty m:val="p"/>
-          </m:rPr>
-          <m:t>(</m:t>
-        </m:r>
-        <m:r>
-          <m:t>i</m:t>
-        </m:r>
-        <m:r>
-          <m:rPr>
-            <m:sty m:val="p"/>
-          </m:rPr>
-          <m:t>,</m:t>
-        </m:r>
-        <m:r>
-          <m:t>j</m:t>
-        </m:r>
-        <m:r>
-          <m:rPr>
-            <m:sty m:val="p"/>
-          </m:rPr>
-          <m:t>)</m:t>
-        </m:r>
-      </m:oMath>
-      <w:ins w:id="76" w:author="PR Preview" w:date="2026-01-01T00:00:00Z">
-        <w:r>
-          <w:t xml:space="preserve"> </w:t>
-        </w:r>
-      </w:ins>
-      <w:ins w:id="77" w:author="PR Preview" w:date="2026-01-01T00:00:00Z">
-        <w:r>
-          <w:t xml:space="preserve">under independence is</w:t>
-        </w:r>
-      </w:ins>
+      <w:r>
+        <w:t xml:space="preserve"> </w:t>
+      </w:r>
+      <w:r>
+        <w:t xml:space="preserve">under independence is</w:t>
+      </w:r>
     </w:p>
     <w:p>
       <w:pPr>
@@ -2283,30 +1910,22 @@
       <w:pPr>
         <w:pStyle w:val="FirstParagraph"/>
       </w:pPr>
-      <w:del w:id="78" w:author="PR Preview" w:date="2026-01-01T00:00:00Z">
-        <w:r>
-          <w:rPr>
-            <w:b/>
-            <w:bCs/>
-          </w:rPr>
-          <w:delText xml:space="preserve">Definition 2 (Pearson’s chi-square test of independence)</w:delText>
-        </w:r>
-      </w:del>
-      <w:del w:id="79" w:author="PR Preview" w:date="2026-01-01T00:00:00Z">
-        <w:r>
-          <w:delText xml:space="preserve"> </w:delText>
-        </w:r>
-      </w:del>
-      <w:del w:id="80" w:author="PR Preview" w:date="2026-01-01T00:00:00Z">
-        <w:r>
-          <w:delText xml:space="preserve">With observed counts</w:delText>
-        </w:r>
-      </w:del>
-      <w:del w:id="81" w:author="PR Preview" w:date="2026-01-01T00:00:00Z">
-        <w:r>
-          <w:delText xml:space="preserve"> </w:delText>
-        </w:r>
-      </w:del>
+      <w:r>
+        <w:rPr>
+          <w:b/>
+          <w:bCs/>
+        </w:rPr>
+        <w:t xml:space="preserve">Definition 2 (Pearson’s chi-square test of independence)</w:t>
+      </w:r>
+      <w:r>
+        <w:t xml:space="preserve"> </w:t>
+      </w:r>
+      <w:r>
+        <w:t xml:space="preserve">With observed counts</w:t>
+      </w:r>
+      <w:r>
+        <w:t xml:space="preserve"> </w:t>
+      </w:r>
       <m:oMath>
         <m:sSub>
           <m:e>
@@ -2324,36 +1943,26 @@
           </m:sub>
         </m:sSub>
       </m:oMath>
-      <w:del w:id="82" w:author="PR Preview" w:date="2026-01-01T00:00:00Z">
+      <w:r>
+        <w:t xml:space="preserve"> </w:t>
+      </w:r>
+      <w:r>
+        <w:t xml:space="preserve">and</w:t>
+      </w:r>
+      <w:r>
+        <w:t xml:space="preserve"> </w:t>
+      </w:r>
+      <w:hyperlink w:anchor="def-expected-count">
         <w:r>
-          <w:delText xml:space="preserve"> </w:delText>
+          <w:rPr>
+            <w:rStyle w:val="Hyperlink"/>
+          </w:rPr>
+          <w:t xml:space="preserve">expected counts</w:t>
         </w:r>
-      </w:del>
-      <w:del w:id="83" w:author="PR Preview" w:date="2026-01-01T00:00:00Z">
-        <w:r>
-          <w:delText xml:space="preserve">and</w:delText>
-        </w:r>
-      </w:del>
-      <w:del w:id="84" w:author="PR Preview" w:date="2026-01-01T00:00:00Z">
-        <w:r>
-          <w:delText xml:space="preserve"> </w:delText>
-        </w:r>
-      </w:del>
-      <w:hyperlink w:anchor="def-expected-count">
-        <w:del w:id="85" w:author="PR Preview" w:date="2026-01-01T00:00:00Z">
-          <w:r>
-            <w:rPr>
-              <w:rStyle w:val="Hyperlink"/>
-            </w:rPr>
-            <w:delText xml:space="preserve">expected counts</w:delText>
-          </w:r>
-        </w:del>
       </w:hyperlink>
-      <w:del w:id="86" w:author="PR Preview" w:date="2026-01-01T00:00:00Z">
-        <w:r>
-          <w:delText xml:space="preserve"> </w:delText>
-        </w:r>
-      </w:del>
+      <w:r>
+        <w:t xml:space="preserve"> </w:t>
+      </w:r>
       <m:oMath>
         <m:sSub>
           <m:e>
@@ -2371,21 +1980,15 @@
           </m:sub>
         </m:sSub>
       </m:oMath>
-      <w:del w:id="87" w:author="PR Preview" w:date="2026-01-01T00:00:00Z">
-        <w:r>
-          <w:delText xml:space="preserve"> </w:delText>
-        </w:r>
-      </w:del>
-      <w:del w:id="88" w:author="PR Preview" w:date="2026-01-01T00:00:00Z">
-        <w:r>
-          <w:delText xml:space="preserve">in an</w:delText>
-        </w:r>
-      </w:del>
-      <w:del w:id="89" w:author="PR Preview" w:date="2026-01-01T00:00:00Z">
-        <w:r>
-          <w:delText xml:space="preserve"> </w:delText>
-        </w:r>
-      </w:del>
+      <w:r>
+        <w:t xml:space="preserve"> </w:t>
+      </w:r>
+      <w:r>
+        <w:t xml:space="preserve">in an</w:t>
+      </w:r>
+      <w:r>
+        <w:t xml:space="preserve"> </w:t>
+      </w:r>
       <m:oMath>
         <m:r>
           <m:t>r</m:t>
@@ -2400,260 +2003,50 @@
           <m:t>c</m:t>
         </m:r>
       </m:oMath>
-      <w:del w:id="90" w:author="PR Preview" w:date="2026-01-01T00:00:00Z">
-        <w:r>
-          <w:delText xml:space="preserve"> </w:delText>
-        </w:r>
-      </w:del>
-      <w:del w:id="91" w:author="PR Preview" w:date="2026-01-01T00:00:00Z">
-        <w:r>
-          <w:delText xml:space="preserve">contingency table,</w:delText>
-        </w:r>
-      </w:del>
-      <w:del w:id="92" w:author="PR Preview" w:date="2026-01-01T00:00:00Z">
-        <w:r>
-          <w:delText xml:space="preserve"> </w:delText>
-        </w:r>
-      </w:del>
-      <w:del w:id="93" w:author="PR Preview" w:date="2026-01-01T00:00:00Z">
+      <w:r>
+        <w:t xml:space="preserve"> </w:t>
+      </w:r>
+      <w:r>
+        <w:t xml:space="preserve">contingency table,</w:t>
+      </w:r>
+      <w:r>
+        <w:t xml:space="preserve"> </w:t>
+      </w:r>
+      <w:r>
+        <w:rPr>
+          <w:b/>
+          <w:bCs/>
+        </w:rPr>
+        <w:t xml:space="preserve">Pearson’s chi-square test</w:t>
+      </w:r>
+      <w:r>
+        <w:t xml:space="preserve"> </w:t>
+      </w:r>
+      <w:r>
+        <w:t xml:space="preserve">of the null hypothesis</w:t>
+      </w:r>
+      <w:r>
+        <w:t xml:space="preserve"> </w:t>
+      </w:r>
+      <w:r>
+        <w:t xml:space="preserve">that the row and column variables are independent</w:t>
+      </w:r>
+      <w:r>
+        <w:t xml:space="preserve"> </w:t>
+      </w:r>
+      <w:r>
+        <w:t xml:space="preserve">uses the</w:t>
+      </w:r>
+      <w:r>
+        <w:t xml:space="preserve"> </w:t>
+      </w:r>
+      <w:hyperlink r:id="rId18">
         <w:r>
           <w:rPr>
-            <w:b/>
-            <w:bCs/>
+            <w:rStyle w:val="Hyperlink"/>
           </w:rPr>
-          <w:delText xml:space="preserve">Pearson’s chi-square test</w:delText>
+          <w:t xml:space="preserve">statistic</w:t>
         </w:r>
-      </w:del>
-      <w:del w:id="94" w:author="PR Preview" w:date="2026-01-01T00:00:00Z">
-        <w:r>
-          <w:delText xml:space="preserve"> </w:delText>
-        </w:r>
-      </w:del>
-      <w:del w:id="95" w:author="PR Preview" w:date="2026-01-01T00:00:00Z">
-        <w:r>
-          <w:delText xml:space="preserve">of the null hypothesis</w:delText>
-        </w:r>
-      </w:del>
-      <w:del w:id="96" w:author="PR Preview" w:date="2026-01-01T00:00:00Z">
-        <w:r>
-          <w:delText xml:space="preserve"> </w:delText>
-        </w:r>
-      </w:del>
-      <w:del w:id="97" w:author="PR Preview" w:date="2026-01-01T00:00:00Z">
-        <w:r>
-          <w:delText xml:space="preserve">that the row and column variables are independent</w:delText>
-        </w:r>
-      </w:del>
-      <w:del w:id="98" w:author="PR Preview" w:date="2026-01-01T00:00:00Z">
-        <w:r>
-          <w:delText xml:space="preserve"> </w:delText>
-        </w:r>
-      </w:del>
-      <w:del w:id="99" w:author="PR Preview" w:date="2026-01-01T00:00:00Z">
-        <w:r>
-          <w:delText xml:space="preserve">uses the statistic</w:delText>
-        </w:r>
-      </w:del>
-      <w:del w:id="100" w:author="PR Preview" w:date="2026-01-01T00:00:00Z">
-        <w:r>
-          <w:delText xml:space="preserve"> </w:delText>
-        </w:r>
-      </w:del>
-      <w:del w:id="101" w:author="PR Preview" w:date="2026-01-01T00:00:00Z">
-        <w:r>
-          <w:delText xml:space="preserve">[4]</w:delText>
-        </w:r>
-      </w:del>
-    </w:p>
-    <w:p>
-      <w:pPr>
-        <w:pStyle w:val="FirstParagraph"/>
-      </w:pPr>
-      <w:ins w:id="102" w:author="PR Preview" w:date="2026-01-01T00:00:00Z">
-        <w:r>
-          <w:rPr>
-            <w:b/>
-            <w:bCs/>
-          </w:rPr>
-          <w:t xml:space="preserve">Definition 2 (Pearson’s chi-square test of independence)</w:t>
-        </w:r>
-      </w:ins>
-      <w:ins w:id="103" w:author="PR Preview" w:date="2026-01-01T00:00:00Z">
-        <w:r>
-          <w:t xml:space="preserve"> </w:t>
-        </w:r>
-      </w:ins>
-      <w:ins w:id="104" w:author="PR Preview" w:date="2026-01-01T00:00:00Z">
-        <w:r>
-          <w:t xml:space="preserve">With observed counts</w:t>
-        </w:r>
-      </w:ins>
-      <w:ins w:id="105" w:author="PR Preview" w:date="2026-01-01T00:00:00Z">
-        <w:r>
-          <w:t xml:space="preserve"> </w:t>
-        </w:r>
-      </w:ins>
-      <m:oMath>
-        <m:sSub>
-          <m:e>
-            <m:r>
-              <m:t>O</m:t>
-            </m:r>
-          </m:e>
-          <m:sub>
-            <m:r>
-              <m:t>i</m:t>
-            </m:r>
-            <m:r>
-              <m:t>j</m:t>
-            </m:r>
-          </m:sub>
-        </m:sSub>
-      </m:oMath>
-      <w:ins w:id="106" w:author="PR Preview" w:date="2026-01-01T00:00:00Z">
-        <w:r>
-          <w:t xml:space="preserve"> </w:t>
-        </w:r>
-      </w:ins>
-      <w:ins w:id="107" w:author="PR Preview" w:date="2026-01-01T00:00:00Z">
-        <w:r>
-          <w:t xml:space="preserve">and</w:t>
-        </w:r>
-      </w:ins>
-      <w:ins w:id="108" w:author="PR Preview" w:date="2026-01-01T00:00:00Z">
-        <w:r>
-          <w:t xml:space="preserve"> </w:t>
-        </w:r>
-      </w:ins>
-      <w:hyperlink w:anchor="def-expected-count">
-        <w:ins w:id="109" w:author="PR Preview" w:date="2026-01-01T00:00:00Z">
-          <w:r>
-            <w:rPr>
-              <w:rStyle w:val="Hyperlink"/>
-            </w:rPr>
-            <w:t xml:space="preserve">expected counts</w:t>
-          </w:r>
-        </w:ins>
-      </w:hyperlink>
-      <w:ins w:id="110" w:author="PR Preview" w:date="2026-01-01T00:00:00Z">
-        <w:r>
-          <w:t xml:space="preserve"> </w:t>
-        </w:r>
-      </w:ins>
-      <m:oMath>
-        <m:sSub>
-          <m:e>
-            <m:r>
-              <m:t>E</m:t>
-            </m:r>
-          </m:e>
-          <m:sub>
-            <m:r>
-              <m:t>i</m:t>
-            </m:r>
-            <m:r>
-              <m:t>j</m:t>
-            </m:r>
-          </m:sub>
-        </m:sSub>
-      </m:oMath>
-      <w:ins w:id="111" w:author="PR Preview" w:date="2026-01-01T00:00:00Z">
-        <w:r>
-          <w:t xml:space="preserve"> </w:t>
-        </w:r>
-      </w:ins>
-      <w:ins w:id="112" w:author="PR Preview" w:date="2026-01-01T00:00:00Z">
-        <w:r>
-          <w:t xml:space="preserve">in an</w:t>
-        </w:r>
-      </w:ins>
-      <w:ins w:id="113" w:author="PR Preview" w:date="2026-01-01T00:00:00Z">
-        <w:r>
-          <w:t xml:space="preserve"> </w:t>
-        </w:r>
-      </w:ins>
-      <m:oMath>
-        <m:r>
-          <m:t>r</m:t>
-        </m:r>
-        <m:r>
-          <m:rPr>
-            <m:sty m:val="p"/>
-          </m:rPr>
-          <m:t>×</m:t>
-        </m:r>
-        <m:r>
-          <m:t>c</m:t>
-        </m:r>
-      </m:oMath>
-      <w:ins w:id="114" w:author="PR Preview" w:date="2026-01-01T00:00:00Z">
-        <w:r>
-          <w:t xml:space="preserve"> </w:t>
-        </w:r>
-      </w:ins>
-      <w:ins w:id="115" w:author="PR Preview" w:date="2026-01-01T00:00:00Z">
-        <w:r>
-          <w:t xml:space="preserve">contingency table,</w:t>
-        </w:r>
-      </w:ins>
-      <w:ins w:id="116" w:author="PR Preview" w:date="2026-01-01T00:00:00Z">
-        <w:r>
-          <w:t xml:space="preserve"> </w:t>
-        </w:r>
-      </w:ins>
-      <w:ins w:id="117" w:author="PR Preview" w:date="2026-01-01T00:00:00Z">
-        <w:r>
-          <w:rPr>
-            <w:b/>
-            <w:bCs/>
-          </w:rPr>
-          <w:t xml:space="preserve">Pearson’s chi-square test</w:t>
-        </w:r>
-      </w:ins>
-      <w:ins w:id="118" w:author="PR Preview" w:date="2026-01-01T00:00:00Z">
-        <w:r>
-          <w:t xml:space="preserve"> </w:t>
-        </w:r>
-      </w:ins>
-      <w:ins w:id="119" w:author="PR Preview" w:date="2026-01-01T00:00:00Z">
-        <w:r>
-          <w:t xml:space="preserve">of the null hypothesis</w:t>
-        </w:r>
-      </w:ins>
-      <w:ins w:id="120" w:author="PR Preview" w:date="2026-01-01T00:00:00Z">
-        <w:r>
-          <w:t xml:space="preserve"> </w:t>
-        </w:r>
-      </w:ins>
-      <w:ins w:id="121" w:author="PR Preview" w:date="2026-01-01T00:00:00Z">
-        <w:r>
-          <w:t xml:space="preserve">that the row and column variables are independent</w:t>
-        </w:r>
-      </w:ins>
-      <w:ins w:id="122" w:author="PR Preview" w:date="2026-01-01T00:00:00Z">
-        <w:r>
-          <w:t xml:space="preserve"> </w:t>
-        </w:r>
-      </w:ins>
-      <w:ins w:id="123" w:author="PR Preview" w:date="2026-01-01T00:00:00Z">
-        <w:r>
-          <w:t xml:space="preserve">uses the</w:t>
-        </w:r>
-      </w:ins>
-      <w:ins w:id="124" w:author="PR Preview" w:date="2026-01-01T00:00:00Z">
-        <w:r>
-          <w:t xml:space="preserve"> </w:t>
-        </w:r>
-      </w:ins>
-      <w:hyperlink r:id="rId18">
-        <w:ins w:id="125" w:author="PR Preview" w:date="2026-01-01T00:00:00Z">
-          <w:r>
-            <w:rPr>
-              <w:rStyle w:val="Hyperlink"/>
-            </w:rPr>
-            <w:t xml:space="preserve">statistic</w:t>
-          </w:r>
-        </w:ins>
       </w:hyperlink>
     </w:p>
     <w:p>

--- a/pr-preview/pr-341/categorical-tests-handout-tracked-changes.docx
+++ b/pr-preview/pr-341/categorical-tests-handout-tracked-changes.docx
@@ -16,7 +16,7 @@
       </w:pPr>
       <w:del w:id="1" w:author="PR Preview" w:date="2026-01-01T00:00:00Z">
         <w:r>
-          <w:delText xml:space="preserve">Last modified: 2026-10-19 01:42:24 (PDT)</w:delText>
+          <w:delText xml:space="preserve">Last modified: 2026-10-19 03:33:48 (PDT)</w:delText>
         </w:r>
       </w:del>
     </w:p>
@@ -26,7 +26,7 @@
       </w:pPr>
       <w:ins w:id="2" w:author="PR Preview" w:date="2026-01-01T00:00:00Z">
         <w:r>
-          <w:t xml:space="preserve">Last modified: 2026-10-19 01:55:24 (PDT)</w:t>
+          <w:t xml:space="preserve">Last modified: 2026-10-19 03:40:46 (PDT)</w:t>
         </w:r>
       </w:ins>
     </w:p>
